--- a/tai-lieu-noi-bo/moscow/kuskovo.docx
+++ b/tai-lieu-noi-bo/moscow/kuskovo.docx
@@ -100,6 +100,22 @@
     </w:p>
     <w:p>
       <w:pPr>
+        <w:pStyle w:val="ListBullet"/>
+      </w:pPr>
+      <w:r>
+        <w:t>Bảo tàng Gốm sứ Quốc gia (~40.000 hiện vật): 'bộ sứ Ai Cập' của Sèvres — quà Napoléon tặng Sa hoàng Alexander I; sứ Meissen, Wedgwood; hoa văn 'Lưới Coban' đoạt giải Expo 1958 Brussels.</w:t>
+      </w:r>
+    </w:p>
+    <w:p>
+      <w:pPr>
+        <w:pStyle w:val="ListBullet"/>
+      </w:pPr>
+      <w:r>
+        <w:t>Gian Hermitage tròn — nơi tám lối vườn quy tụ — từng có bàn ăn nâng bằng cơ khí để khách dùng bữa trên lầu mà không cần gia nhân hầu bàn.</w:t>
+      </w:r>
+    </w:p>
+    <w:p>
+      <w:pPr>
         <w:pStyle w:val="Heading1"/>
       </w:pPr>
       <w:r>
@@ -348,6 +364,167 @@
       </w:pPr>
       <w:r>
         <w:t>Khép lại bố cục là Nhà thờ Chúa Cứu Thế Nhân Từ bằng đá, mang phong cách Baroque thời Nữ hoàng Anna, cùng một tháp chuông riêng và một gian bếp nhỏ màu hồng đồng điệu với cung điện. Tổng thể, Kuskovo là một ví dụ mẫu mực về cách người Nga thế kỷ 18 tiếp thu ngôn ngữ kiến trúc châu Âu — cổ điển, Baroque, kiểu Hà Lan, kiểu Ý — rồi hòa quyện chúng thành một không gian nghỉ dưỡng hài hòa, đầy ý vị.</w:t>
+      </w:r>
+    </w:p>
+    <w:p>
+      <w:pPr>
+        <w:pStyle w:val="Heading1"/>
+      </w:pPr>
+      <w:r>
+        <w:rPr>
+          <w:color w:val="152C4E"/>
+        </w:rPr>
+        <w:t>Đi qua từng công trình trong điền trang</w:t>
+      </w:r>
+    </w:p>
+    <w:p>
+      <w:pPr>
+        <w:jc w:val="both"/>
+      </w:pPr>
+      <w:r>
+        <w:t>Cung điện chính, hay 'Ngôi nhà Lớn' (Большой дом): do kiến trúc sư Moskva danh tiếng Karl Blank thiết kế, hoàn thành khoảng 1769–1775. Toàn bộ tòa nhà bề thế thực chất bằng GỖ, phủ vữa và sơn hồng phấn. Bên trong là hai mươi sáu gian phòng nối nhau theo lối enfilade: tiền sảnh, các phòng khách, phòng chơi bài, phòng khiêu vũ (Bạch Sảnh) lộng lẫy gương và đèn chùm, phòng ngủ nghi lễ và phòng tranh chân dung — phần lớn nội thất, sàn gỗ ghép và tranh vẫn là nguyên bản thế kỷ 18. Trước bậc thang đá trắng có tượng nhân sư; hiên chính thoải như đường dốc để cỗ xe thắng tới tám ngựa chạy thẳng tới cửa. Cách kể: nhắc khách rằng cả 'lâu đài' này bằng gỗ mà sống sót qua đám cháy Moskva 1812 — một kỳ tích.</w:t>
+      </w:r>
+    </w:p>
+    <w:p>
+      <w:pPr>
+        <w:jc w:val="both"/>
+      </w:pPr>
+      <w:r>
+        <w:t>Gian Grotto (Грот): do kiến trúc sư nông nô Fyodor Argunov dựng năm 1755–1761, phần trang trí nội thất hoàn thiện tới khoảng 1775. Ý tưởng là tái hiện 'cung điện của Vua Biển cả': tường khảm hàng nghìn vỏ sò, ốc, xà cừ, đá và thủy tinh màu, các hốc đặt tượng thần La Mã bằng đá trắng. Đây là gian grotto DUY NHẤT ở Nga còn giữ được lớp trang trí nội thất nguyên bản thế kỷ 18 — luôn là 'ngôi sao' khiến khách trầm trồ nhất.</w:t>
+      </w:r>
+    </w:p>
+    <w:p>
+      <w:pPr>
+        <w:jc w:val="both"/>
+      </w:pPr>
+      <w:r>
+        <w:t>Nhà Hà Lan (Голландский домик): công trình lâu đời nhất trong nhóm gian đình, dựng năm 1749–1751 do kiến trúc sư Yuri Kologrivov, mô phỏng nhà thị dân Hà Lan thế kỷ 17. Tầng trệt là gian bếp ốp gạch men Delft từ sàn tới trần; bên trong trưng bày tranh và đồ gốm Hà Lan – Flemish. Cách kể: một 'mảnh Hà Lan' thu nhỏ đặt giữa nước Nga, phản ánh mốt sưu tầm châu Âu của giới quý tộc.</w:t>
+      </w:r>
+    </w:p>
+    <w:p>
+      <w:pPr>
+        <w:jc w:val="both"/>
+      </w:pPr>
+      <w:r>
+        <w:t>Nhà Ý (Итальянский домик): gian đình hai tầng xây khoảng 1754–1755 (gắn với Argunov), như một 'tiểu cung điện' để tiếp khách quý và trưng bày tranh, tượng, vật phẩm quý theo gu Ý.</w:t>
+      </w:r>
+    </w:p>
+    <w:p>
+      <w:pPr>
+        <w:jc w:val="both"/>
+      </w:pPr>
+      <w:r>
+        <w:t>Gian Hermitage (Эрмитаж): pavillon hình tròn dựng năm 1764–1777, nơi tám lối đi trong vườn quy tụ về một điểm. Đây là chốn riêng tư của gia chủ, và nổi tiếng với một 'công nghệ' thú vị: bàn ăn được nâng – hạ bằng cơ khí giữa hai tầng, để khách dùng bữa trên lầu mà không cần gia nhân đứng hầu — một 'cỗ máy riêng tư' rất đắt tiền thời thế kỷ 18. Cách kể: chi tiết bàn ăn tự nâng luôn khiến khách thích thú.</w:t>
+      </w:r>
+    </w:p>
+    <w:p>
+      <w:pPr>
+        <w:jc w:val="both"/>
+      </w:pPr>
+      <w:r>
+        <w:t>Nhà kính Lớn bằng đá (Большая каменная оранжерея): do Fyodor Argunov dựng năm 1761–1764, vừa để ươm cam chanh và cây ăn quả nhiệt đới, vừa có gian giữa dùng mở dạ hội. Ngày nay chính tòa nhà này là không gian trưng bày của Bảo tàng Gốm sứ Quốc gia.</w:t>
+      </w:r>
+    </w:p>
+    <w:p>
+      <w:pPr>
+        <w:jc w:val="both"/>
+      </w:pPr>
+      <w:r>
+        <w:t>Nhà thờ Chúa Cứu Thế Nhân Từ (Церковь Спаса Всемилостивого): công trình lâu đời nhất điền trang, mang phong cách Baroque, dựng khoảng 1737–1739; tháp chuông riêng xây năm 1792 vươn cao là một trong những điểm nhấn chiều cao của quần thể, đỉnh có tượng thiên thần. Ngoài ra khắp khuôn viên còn có nhà kính 'Mỹ' (American Greenhouse), khu nuôi chim quý (зверинец) thi thoảng vẫn thấy công, sân khấu ngoài trời 'Nhà hát Xanh' bằng thảm cỏ – hàng rào cây cho nhà hát nông nô, và hồ Lớn để chèo thuyền.</w:t>
+      </w:r>
+    </w:p>
+    <w:p>
+      <w:pPr>
+        <w:pStyle w:val="Heading1"/>
+      </w:pPr>
+      <w:r>
+        <w:rPr>
+          <w:color w:val="152C4E"/>
+        </w:rPr>
+        <w:t>Vườn kiểu Pháp — tượng, obelisk và cột kỷ niệm</w:t>
+      </w:r>
+    </w:p>
+    <w:p>
+      <w:pPr>
+        <w:jc w:val="both"/>
+      </w:pPr>
+      <w:r>
+        <w:t>Phía sau cung điện là một khu vườn kiểu Pháp (jardin à la française) mẫu mực, hình thành trong khoảng 1750–1780, với nguyên tắc đối xứng và trật tự hình học tuyệt đối: thảm hoa parterre rộng, hàng rào cây xén phẳng, các lối đi cắt nhau theo góc vuông, cây được uốn thành khối cầu và khối chóp. Cách kể: đây là 'sân khấu của thiên nhiên' — mỗi tầm nhìn đều được dàn dựng có chủ ý.</w:t>
+      </w:r>
+    </w:p>
+    <w:p>
+      <w:pPr>
+        <w:jc w:val="both"/>
+      </w:pPr>
+      <w:r>
+        <w:t>Dọc các trục vườn đặt nhiều pho tượng đá – cẩm thạch trắng theo mô-típ thần thoại và ngụ ngôn (các vị thần La Mã, hình tượng bốn mùa, các nữ thần) — theo tài liệu chính thức, trong công viên có cả tượng kiểu Nga lẫn kiểu Ý, xen giữa hồ nước và kênh đào. Trục trung tâm nối thẳng từ cung điện tới Nhà kính Lớn, tạo nên chiều sâu thị giác đặc trưng của vườn Baroque – cổ điển.</w:t>
+      </w:r>
+    </w:p>
+    <w:p>
+      <w:pPr>
+        <w:jc w:val="both"/>
+      </w:pPr>
+      <w:r>
+        <w:t>Điểm nhấn kỷ niệm quan trọng là cột/tháp dựng để ghi dấu chuyến thăm của Nữ hoàng Ekaterina II (Ekaterina Đại đế) tới điền trang năm 1775 — một vinh dự lớn với dòng họ Sheremetev, đến nay vẫn còn trong công viên. Bên cạnh đó là các bệ đá, obelisk và những 'phòng cây' (bosket) từng nhiều hơn hẳn ngày nay.</w:t>
+      </w:r>
+    </w:p>
+    <w:p>
+      <w:pPr>
+        <w:jc w:val="both"/>
+      </w:pPr>
+      <w:r>
+        <w:t>Gợi ý cách kể cho khách Việt: hãy mời khách đứng đúng trên trục trung tâm nhìn từ cung điện ra nhà kính để 'bắt' được ý đồ đối xứng; rồi kể rằng vào thế kỷ 18, số tượng và cây cắt tỉa ở đây còn dày đặc hơn nhiều, và cả khu vườn là nơi diễn ra những đại tiệc quy tụ tới hai, ba vạn khách.</w:t>
+      </w:r>
+    </w:p>
+    <w:p>
+      <w:pPr>
+        <w:pStyle w:val="Heading1"/>
+      </w:pPr>
+      <w:r>
+        <w:rPr>
+          <w:color w:val="152C4E"/>
+        </w:rPr>
+        <w:t>Bảo tàng Gốm sứ Quốc gia — kho báu trong nhà kính</w:t>
+      </w:r>
+    </w:p>
+    <w:p>
+      <w:pPr>
+        <w:jc w:val="both"/>
+      </w:pPr>
+      <w:r>
+        <w:t>Đặt trong Nhà kính Lớn, Bảo tàng Gốm sứ Quốc gia thành lập tháng 12/1919, khởi nguồn từ bộ sưu tập của nhà sưu tầm Aleksei Morozov; đến năm 1932 mang tên chính thức như hiện nay. Ngày nay bảo tàng lưu giữ khoảng 40.000 hiện vật — một trong những bộ sưu tập gốm sứ và thủy tinh giàu có bậc nhất thế giới. Ba bộ sưu tập nền tảng đến từ Morozov (~2.600 hiện vật), Lev Zubalov (~700) và Dmitry Shchukin (~200).</w:t>
+      </w:r>
+    </w:p>
+    <w:p>
+      <w:pPr>
+        <w:jc w:val="both"/>
+      </w:pPr>
+      <w:r>
+        <w:t>Hiện vật 'ngôi sao' là bộ sứ Ai Cập (Египетский сервиз) của xưởng Sèvres (Pháp), chế tác năm 1804–1806 theo phong cách Đế chế, trang trí bằng hình cổng đền, tháp bút (pylon) và tượng nhân sư — lấy cảm hứng từ chiến dịch Ai Cập của Napoléon. Bộ đồ này được Napoléon tặng Sa hoàng Alexander I sau Hòa ước Tilsit (1807), nên vừa là kiệt tác gốm vừa là 'chứng nhân' ngoại giao Pháp – Nga. Cách kể: một món quà giữa hai hoàng đế, nay nằm trong nhà kính của một bá tước Nga.</w:t>
+      </w:r>
+    </w:p>
+    <w:p>
+      <w:pPr>
+        <w:jc w:val="both"/>
+      </w:pPr>
+      <w:r>
+        <w:t>Sứ châu Âu: bộ sưu tập Meissen (Đức) có một bộ đồ sớm vẽ khoảng năm 1735 bởi họa sư Adam Friedrich von Löwenfinck với các nhân vật 'phương Đông' kỳ lạ; bên cạnh là sứ Sèvres của Pháp và đồ Wedgwood của Anh. Sứ Nga có sản phẩm của Xưởng Sứ Hoàng gia (Sankt-Peterburg) và xưởng tư nhân Gardner, cùng mảng 'sứ tuyên truyền' (агитфарфор) độc đáo thời đầu Xô-viết.</w:t>
+      </w:r>
+    </w:p>
+    <w:p>
+      <w:pPr>
+        <w:jc w:val="both"/>
+      </w:pPr>
+      <w:r>
+        <w:t>Biểu tượng thế kỷ 20 là hoa văn 'Lưới Coban' (Кобальтовая сетка) do họa sĩ Anna Yatskevich thiết kế tại Xưởng Sứ Leningrad, từng đoạt giải tại Triển lãm Thế giới Expo 1958 ở Brussels, và được cho là lấy cảm hứng từ bộ đồ sứ của Nữ hoàng Elizaveta Petrovna. Sưu tập thủy tinh còn có cả đồ Murano quý hiếm: một chiếc bát thế kỷ 16 và một bình thủy tinh thế kỷ 19 tạo hình 'chiếc thuyền'.</w:t>
+      </w:r>
+    </w:p>
+    <w:p>
+      <w:pPr>
+        <w:jc w:val="both"/>
+      </w:pPr>
+      <w:r>
+        <w:t>Gợi ý cách kể cho khách Việt: giới thiệu đây là 'một vòng quanh thế giới bằng sứ' — từ món quà của Napoléon tới hoa văn 'Lưới Coban' quen thuộc trên bàn trà của nhiều gia đình Nga thời Xô-viết. Nên dành ít nhất 30–45 phút nếu khách yêu nghệ thuật ứng dụng.</w:t>
       </w:r>
     </w:p>
     <w:p>
@@ -993,6 +1170,36 @@
       </w:r>
     </w:p>
     <w:p>
+      <w:r>
+        <w:rPr>
+          <w:sz w:val="22"/>
+        </w:rPr>
+        <w:t xml:space="preserve">• mos.ru — 100 years of the Museum of Ceramics (Kuskovo) — </w:t>
+      </w:r>
+      <w:r>
+        <w:rPr>
+          <w:color w:val="204A86"/>
+          <w:sz w:val="20"/>
+        </w:rPr>
+        <w:t>https://www.mos.ru/en/news/item/67020073/</w:t>
+      </w:r>
+    </w:p>
+    <w:p>
+      <w:r>
+        <w:rPr>
+          <w:sz w:val="22"/>
+        </w:rPr>
+        <w:t xml:space="preserve">• Wikipedia — Sèvres Egyptian Service — </w:t>
+      </w:r>
+      <w:r>
+        <w:rPr>
+          <w:color w:val="204A86"/>
+          <w:sz w:val="20"/>
+        </w:rPr>
+        <w:t>https://en.wikipedia.org/wiki/S%C3%A8vres_Egyptian_Service</w:t>
+      </w:r>
+    </w:p>
+    <w:p>
       <w:pPr>
         <w:pStyle w:val="Heading2"/>
       </w:pPr>
@@ -1060,11 +1267,38 @@
     <w:p>
       <w:r>
         <w:rPr>
+          <w:color w:val="5C6773"/>
+          <w:sz w:val="20"/>
+        </w:rPr>
+        <w:t>Wikipedia (EN) 'Kuskovo' — kiến trúc sư &amp; niên đại: cung điện của Karl Blank (1769–1775), Nhà Hà Lan của Kologrivov (1749–1751), Grotto &amp; Nhà kính Lớn của Fyodor Argunov (1755–1761 / 1761–1764), gian Hermitage tròn (1764–1777); truy cập 9/2026.</w:t>
+      </w:r>
+    </w:p>
+    <w:p>
+      <w:r>
+        <w:rPr>
+          <w:color w:val="5C6773"/>
+          <w:sz w:val="20"/>
+        </w:rPr>
+        <w:t>mos.ru (2019) 'Napoleon's dinnerware set and cobalt net — 100 years of the Museum of Ceramics' — Bảo tàng Gốm sứ thành lập 12/1919 (Morozov ~2.600, Zubalov ~700, Shchukin ~200; ~40.000 hiện vật); bộ sứ Ai Cập Sèvres tặng Alexander I; Meissen của Löwenfinck (~1735); hoa văn Lưới Coban của Anna Yatskevich (Expo 1958); truy cập 9/2026.</w:t>
+      </w:r>
+    </w:p>
+    <w:p>
+      <w:r>
+        <w:rPr>
+          <w:color w:val="5C6773"/>
+          <w:sz w:val="20"/>
+        </w:rPr>
+        <w:t>Trang chính thức kuskovo.ru — điền trang có hơn 20 công trình kiến trúc; bộ sưu tập gốm sứ &amp; thủy tinh từ cổ đại tới nay; công viên với hồ, kênh và tượng kiểu Nga – Ý.</w:t>
+      </w:r>
+    </w:p>
+    <w:p>
+      <w:r>
+        <w:rPr>
           <w:i/>
           <w:color w:val="5C6773"/>
           <w:sz w:val="18"/>
         </w:rPr>
-        <w:t>Tài liệu nội bộ — không dùng cho mục đích public. Biên soạn nguyên gốc, có dẫn nguồn. Cập nhật 2026-08-11.</w:t>
+        <w:t>Tài liệu nội bộ — không dùng cho mục đích public. Biên soạn nguyên gốc, có dẫn nguồn. Cập nhật 2026-09-28.</w:t>
       </w:r>
     </w:p>
     <w:sectPr>
